--- a/atelier/capsule_105_featureflags.docx
+++ b/atelier/capsule_105_featureflags.docx
@@ -84,7 +84,7 @@
           </w:tcPr>
           <w:p>
             <w:r>
-              <w:t xml:space="preserve">Capsule — socle conceptuel (à lire avant les ateliers #106-110)</w:t>
+              <w:t xml:space="preserve">Capsule — socle conceptuel (à lire avant les ateliers-110)</w:t>
             </w:r>
           </w:p>
         </w:tc>
@@ -552,7 +552,7 @@
                 <w:sz w:val="18"/>
                 <w:szCs w:val="18"/>
               </w:rPr>
-              <w:t xml:space="preserve">  if (featureFlag('nouveau-tunnel-paiement')) {</w:t>
+              <w:t xml:space="preserve"> if (featureFlag('nouveau-tunnel-paiement')) {</w:t>
             </w:r>
           </w:p>
           <w:p>
@@ -562,7 +562,7 @@
                 <w:sz w:val="18"/>
                 <w:szCs w:val="18"/>
               </w:rPr>
-              <w:t xml:space="preserve">      // nouvelle fonctionnalité (déployée mais</w:t>
+              <w:t xml:space="preserve"> // nouvelle fonctionnalité (déployée mais</w:t>
             </w:r>
           </w:p>
           <w:p>
@@ -572,7 +572,7 @@
                 <w:sz w:val="18"/>
                 <w:szCs w:val="18"/>
               </w:rPr>
-              <w:t xml:space="preserve">      // visible seulement si le flag est allumé)</w:t>
+              <w:t xml:space="preserve"> // visible seulement si le flag est allumé)</w:t>
             </w:r>
           </w:p>
           <w:p>
@@ -582,7 +582,7 @@
                 <w:sz w:val="18"/>
                 <w:szCs w:val="18"/>
               </w:rPr>
-              <w:t xml:space="preserve">      afficherNouveauTunnel();</w:t>
+              <w:t xml:space="preserve"> afficherNouveauTunnel();</w:t>
             </w:r>
           </w:p>
           <w:p>
@@ -592,7 +592,7 @@
                 <w:sz w:val="18"/>
                 <w:szCs w:val="18"/>
               </w:rPr>
-              <w:t xml:space="preserve">  } else {</w:t>
+              <w:t xml:space="preserve"> } else {</w:t>
             </w:r>
           </w:p>
           <w:p>
@@ -602,7 +602,7 @@
                 <w:sz w:val="18"/>
                 <w:szCs w:val="18"/>
               </w:rPr>
-              <w:t xml:space="preserve">      // ancien comportement (ce que voient les</w:t>
+              <w:t xml:space="preserve"> // ancien comportement (ce que voient les</w:t>
             </w:r>
           </w:p>
           <w:p>
@@ -612,7 +612,7 @@
                 <w:sz w:val="18"/>
                 <w:szCs w:val="18"/>
               </w:rPr>
-              <w:t xml:space="preserve">      // utilisateurs tant que le flag est éteint)</w:t>
+              <w:t xml:space="preserve"> // utilisateurs tant que le flag est éteint)</w:t>
             </w:r>
           </w:p>
           <w:p>
@@ -622,7 +622,7 @@
                 <w:sz w:val="18"/>
                 <w:szCs w:val="18"/>
               </w:rPr>
-              <w:t xml:space="preserve">      afficherAncienTunnel();</w:t>
+              <w:t xml:space="preserve"> afficherAncienTunnel();</w:t>
             </w:r>
           </w:p>
           <w:p>
@@ -632,7 +632,7 @@
                 <w:sz w:val="18"/>
                 <w:szCs w:val="18"/>
               </w:rPr>
-              <w:t xml:space="preserve">  }</w:t>
+              <w:t xml:space="preserve"> }</w:t>
             </w:r>
           </w:p>
           <w:p>
@@ -652,7 +652,7 @@
                 <w:sz w:val="18"/>
                 <w:szCs w:val="18"/>
               </w:rPr>
-              <w:t xml:space="preserve">  Le code des DEUX chemins est déployé en production.</w:t>
+              <w:t xml:space="preserve"> Le code des DEUX chemins est déployé en production.</w:t>
             </w:r>
           </w:p>
           <w:p>
@@ -662,7 +662,7 @@
                 <w:sz w:val="18"/>
                 <w:szCs w:val="18"/>
               </w:rPr>
-              <w:t xml:space="preserve">  Le flag (éteint/allumé) décide lequel s'exécute,</w:t>
+              <w:t xml:space="preserve"> Le flag (éteint/allumé) décide lequel s'exécute,</w:t>
             </w:r>
           </w:p>
           <w:p>
@@ -672,7 +672,7 @@
                 <w:sz w:val="18"/>
                 <w:szCs w:val="18"/>
               </w:rPr>
-              <w:t xml:space="preserve">  SANS redéployer. On change l'interrupteur, pas le code.</w:t>
+              <w:t xml:space="preserve"> SANS redéployer. On change l'interrupteur, pas le code.</w:t>
             </w:r>
           </w:p>
         </w:tc>
@@ -771,7 +771,7 @@
         <w:t xml:space="preserve">Tester en production en conditions réelles : </w:t>
       </w:r>
       <w:r>
-        <w:t xml:space="preserve">on peut activer une fonctionnalité uniquement pour l’équipe, ou pour un groupe pilote, afin de la valider en vrai avant de l’ouvrir à tous. C’est le targeting, qu’on verra à l’atelier #110.</w:t>
+        <w:t xml:space="preserve">on peut activer une fonctionnalité uniquement pour l’équipe, ou pour un groupe pilote, afin de la valider en vrai avant de l’ouvrir à tous. C’est le targeting, qu’on verra à l’atelier.</w:t>
       </w:r>
     </w:p>
     <w:tbl>
@@ -971,7 +971,7 @@
         <w:pStyle w:val="Heading2"/>
       </w:pPr>
       <w:r>
-        <w:t xml:space="preserve">Chapitre 6 — Le bon réflexe (ce que les ateliers #106-110 mettront en place)</w:t>
+        <w:t xml:space="preserve">Chapitre 6 — Le bon réflexe (ce que les ateliers-110 mettront en place)</w:t>
       </w:r>
     </w:p>
     <w:p>
@@ -984,7 +984,7 @@
         <w:spacing w:after="80"/>
       </w:pPr>
       <w:r>
-        <w:t xml:space="preserve">Poser un premier flag sur une vraie fonctionnalité, pour vivre le découplage déploiement/activation (#106).</w:t>
+        <w:t xml:space="preserve">Poser un premier flag sur une vraie fonctionnalité, pour vivre le découplage déploiement/activation.</w:t>
       </w:r>
     </w:p>
     <w:p>
@@ -997,7 +997,7 @@
         <w:spacing w:after="80"/>
       </w:pPr>
       <w:r>
-        <w:t xml:space="preserve">Passer des variables d’environnement bricolées à un vrai outil de feature flags (#107), et migrer l’existant (#108).</w:t>
+        <w:t xml:space="preserve">Passer des variables d’environnement bricolées à un vrai outil de feature flags, et migrer l’existant.</w:t>
       </w:r>
     </w:p>
     <w:p>
@@ -1010,7 +1010,7 @@
         <w:spacing w:after="80"/>
       </w:pPr>
       <w:r>
-        <w:t xml:space="preserve">Systématiser l’usage des flags selon la politique de la squad (#109).</w:t>
+        <w:t xml:space="preserve">Systématiser l’usage des flags selon la politique de la squad.</w:t>
       </w:r>
     </w:p>
     <w:p>
@@ -1023,7 +1023,7 @@
         <w:spacing w:after="80"/>
       </w:pPr>
       <w:r>
-        <w:t xml:space="preserve">Maîtriser le targeting — activer par utilisateur, par pourcentage, par environnement (#110).</w:t>
+        <w:t xml:space="preserve">Maîtriser le targeting — activer par utilisateur, par pourcentage, par environnement.</w:t>
       </w:r>
     </w:p>
     <w:p>
@@ -1052,7 +1052,7 @@
         <w:spacing w:after="120"/>
       </w:pPr>
       <w:r>
-        <w:t xml:space="preserve">La capsule est comprise si l’on sait expliquer trois choses : la différence entre déployer (livrer le code) et activer (allumer le flag), et pourquoi les séparer rend le déploiement serein (on livre sans exposer, on active quand on veut) ; les usages clés qui en découlent (kill switch instantané sans redéploiement, rollout progressif, test en production ciblé) ; et le revers à anticiper (un flag de déploiement est temporaire — un flag jamais retiré devient un zombie, d’où la question P02). Qui comprend que déployer ≠ activer, et qu’un flag se crée en s’engageant à le retirer, a saisi l’essentiel — les ateliers #106-110 n’auront plus qu’à le mettre en pratique.</w:t>
+        <w:t xml:space="preserve">La capsule est comprise si l’on sait expliquer trois choses : la différence entre déployer (livrer le code) et activer (allumer le flag), et pourquoi les séparer rend le déploiement serein (on livre sans exposer, on active quand on veut) ; les usages clés qui en découlent (kill switch instantané sans redéploiement, rollout progressif, test en production ciblé) ; et le revers à anticiper (un flag de déploiement est temporaire — un flag jamais retiré devient un zombie, d’où la question P02). Qui comprend que déployer ≠ activer, et qu’un flag se crée en s’engageant à le retirer, a saisi l’essentiel — les ateliers-110 n’auront plus qu’à le mettre en pratique.</w:t>
       </w:r>
     </w:p>
     <w:sectPr>
